--- a/documents/resume/resume.docx
+++ b/documents/resume/resume.docx
@@ -19,14 +19,20 @@
         <w:spacing w:before="320" w:line="240" w:lineRule="auto"/>
         <w:ind w:left="-15" w:firstLine="0"/>
         <w:rPr>
-          <w:color w:val="1f3a93"/>
+          <w:rFonts w:ascii="Times New Roman" w:cs="Times New Roman" w:eastAsia="Times New Roman" w:hAnsi="Times New Roman"/>
+          <w:color w:val="000000"/>
+          <w:sz w:val="60"/>
+          <w:szCs w:val="60"/>
         </w:rPr>
       </w:pPr>
       <w:bookmarkStart w:colFirst="0" w:colLast="0" w:name="_ocvpswguxa6m" w:id="0"/>
       <w:bookmarkEnd w:id="0"/>
       <w:r>
         <w:rPr>
-          <w:color w:val="1f3a93"/>
+          <w:rFonts w:ascii="Times New Roman" w:cs="Times New Roman" w:eastAsia="Times New Roman" w:hAnsi="Times New Roman"/>
+          <w:color w:val="000000"/>
+          <w:sz w:val="60"/>
+          <w:szCs w:val="60"/>
           <w:rtl w:val="0"/>
         </w:rPr>
         <w:t xml:space="preserve">Ayat Alkhatib</w:t>
@@ -40,6 +46,7 @@
         <w:spacing w:before="0" w:line="276" w:lineRule="auto"/>
         <w:rPr>
           <w:rFonts w:ascii="Times New Roman" w:cs="Times New Roman" w:eastAsia="Times New Roman" w:hAnsi="Times New Roman"/>
+          <w:color w:val="000000"/>
           <w:sz w:val="22"/>
           <w:szCs w:val="22"/>
         </w:rPr>
@@ -49,7 +56,7 @@
       <w:r>
         <w:rPr>
           <w:rFonts w:ascii="Times New Roman" w:cs="Times New Roman" w:eastAsia="Times New Roman" w:hAnsi="Times New Roman"/>
-          <w:color w:val="00796b"/>
+          <w:color w:val="000000"/>
           <w:sz w:val="22"/>
           <w:szCs w:val="22"/>
           <w:rtl w:val="0"/>
@@ -60,7 +67,7 @@
         <w:r>
           <w:rPr>
             <w:rFonts w:ascii="Times New Roman" w:cs="Times New Roman" w:eastAsia="Times New Roman" w:hAnsi="Times New Roman"/>
-            <w:color w:val="00796b"/>
+            <w:color w:val="000000"/>
             <w:sz w:val="22"/>
             <w:szCs w:val="22"/>
             <w:u w:val="single"/>
@@ -72,13 +79,56 @@
       <w:r>
         <w:rPr>
           <w:rFonts w:ascii="Times New Roman" w:cs="Times New Roman" w:eastAsia="Times New Roman" w:hAnsi="Times New Roman"/>
-          <w:color w:val="00796b"/>
-          <w:sz w:val="22"/>
-          <w:szCs w:val="22"/>
-          <w:rtl w:val="0"/>
-        </w:rPr>
-        <w:t xml:space="preserve">  https://www.linkedin.com/in/ayat-alkhatib</w:t>
-      </w:r>
+          <w:color w:val="000000"/>
+          <w:sz w:val="22"/>
+          <w:szCs w:val="22"/>
+          <w:rtl w:val="0"/>
+        </w:rPr>
+        <w:t xml:space="preserve"> </w:t>
+      </w:r>
+      <w:hyperlink r:id="rId7">
+        <w:r>
+          <w:rPr>
+            <w:rFonts w:ascii="Times New Roman" w:cs="Times New Roman" w:eastAsia="Times New Roman" w:hAnsi="Times New Roman"/>
+            <w:color w:val="000000"/>
+            <w:sz w:val="22"/>
+            <w:szCs w:val="22"/>
+            <w:u w:val="single"/>
+            <w:rtl w:val="0"/>
+          </w:rPr>
+          <w:t xml:space="preserve">Portfolio</w:t>
+        </w:r>
+      </w:hyperlink>
+      <w:r>
+        <w:rPr>
+          <w:rFonts w:ascii="Times New Roman" w:cs="Times New Roman" w:eastAsia="Times New Roman" w:hAnsi="Times New Roman"/>
+          <w:color w:val="000000"/>
+          <w:sz w:val="22"/>
+          <w:szCs w:val="22"/>
+          <w:rtl w:val="0"/>
+        </w:rPr>
+        <w:t xml:space="preserve"> </w:t>
+      </w:r>
+      <w:r>
+        <w:rPr>
+          <w:rtl w:val="0"/>
+        </w:rPr>
+      </w:r>
+    </w:p>
+    <w:p>
+      <w:pPr>
+        <w:pStyle w:val="Subtitle"/>
+        <w:keepNext w:val="0"/>
+        <w:keepLines w:val="0"/>
+        <w:spacing w:before="0" w:line="276" w:lineRule="auto"/>
+        <w:rPr>
+          <w:rFonts w:ascii="Times New Roman" w:cs="Times New Roman" w:eastAsia="Times New Roman" w:hAnsi="Times New Roman"/>
+          <w:sz w:val="22"/>
+          <w:szCs w:val="22"/>
+        </w:rPr>
+      </w:pPr>
+      <w:bookmarkStart w:colFirst="0" w:colLast="0" w:name="_ccm7yh8moxd" w:id="2"/>
+      <w:bookmarkEnd w:id="2"/>
       <w:r>
         <w:rPr>
           <w:rFonts w:ascii="PT Mono" w:cs="PT Mono" w:eastAsia="PT Mono" w:hAnsi="PT Mono"/>
@@ -99,7 +149,7 @@
                     <pic:cNvPicPr preferRelativeResize="0"/>
                   </pic:nvPicPr>
                   <pic:blipFill>
-                    <a:blip r:embed="rId7"/>
+                    <a:blip r:embed="rId8"/>
                     <a:srcRect b="0" l="0" r="0" t="0"/>
                     <a:stretch>
                       <a:fillRect/>
@@ -129,49 +179,47 @@
       <w:pPr>
         <w:pStyle w:val="Heading1"/>
         <w:widowControl w:val="0"/>
-        <w:spacing w:after="240" w:before="240" w:lineRule="auto"/>
+        <w:spacing w:after="240" w:before="240" w:line="276" w:lineRule="auto"/>
         <w:ind w:left="0" w:firstLine="0"/>
         <w:rPr>
           <w:rFonts w:ascii="Times New Roman" w:cs="Times New Roman" w:eastAsia="Times New Roman" w:hAnsi="Times New Roman"/>
-          <w:color w:val="1f3a93"/>
-          <w:sz w:val="22"/>
-          <w:szCs w:val="22"/>
-        </w:rPr>
-      </w:pPr>
-      <w:bookmarkStart w:colFirst="0" w:colLast="0" w:name="_9fx3vhjhp2rr" w:id="2"/>
-      <w:bookmarkEnd w:id="2"/>
-      <w:r>
-        <w:rPr>
-          <w:rFonts w:ascii="Times New Roman" w:cs="Times New Roman" w:eastAsia="Times New Roman" w:hAnsi="Times New Roman"/>
-          <w:color w:val="1f3a93"/>
-          <w:sz w:val="22"/>
-          <w:szCs w:val="22"/>
-          <w:rtl w:val="0"/>
-        </w:rPr>
-        <w:t xml:space="preserve">Motivated and detail-oriented Information Science student with hands-on experience in front-end web development. Skilled in creating responsive, accessible designs using HTML, CSS, and JavaScript. Passionate about UI/UX design, data-driven solutions, and continuous learning in technology.</w:t>
+          <w:color w:val="000000"/>
+        </w:rPr>
+      </w:pPr>
+      <w:bookmarkStart w:colFirst="0" w:colLast="0" w:name="_9fx3vhjhp2rr" w:id="3"/>
+      <w:bookmarkEnd w:id="3"/>
+      <w:r>
+        <w:rPr>
+          <w:rFonts w:ascii="Times New Roman" w:cs="Times New Roman" w:eastAsia="Times New Roman" w:hAnsi="Times New Roman"/>
+          <w:color w:val="000000"/>
+          <w:rtl w:val="0"/>
+        </w:rPr>
+        <w:t xml:space="preserve">Motivated and detail-oriented Information Science student with hands-on experience in front-end web development. Passionate about UI/UX design, data-driven solutions, and continuous learning in technology.</w:t>
       </w:r>
     </w:p>
     <w:p>
       <w:pPr>
         <w:pStyle w:val="Heading1"/>
         <w:widowControl w:val="0"/>
-        <w:spacing w:after="240" w:before="240" w:lineRule="auto"/>
+        <w:spacing w:after="240" w:before="240" w:line="276" w:lineRule="auto"/>
         <w:ind w:left="0" w:firstLine="0"/>
         <w:rPr>
-          <w:rFonts w:ascii="Oswald" w:cs="Oswald" w:eastAsia="Oswald" w:hAnsi="Oswald"/>
+          <w:rFonts w:ascii="Times New Roman" w:cs="Times New Roman" w:eastAsia="Times New Roman" w:hAnsi="Times New Roman"/>
+          <w:b w:val="1"/>
+          <w:bCs w:val="1"/>
           <w:color w:val="1f3a93"/>
-          <w:sz w:val="26"/>
-          <w:szCs w:val="26"/>
-        </w:rPr>
-      </w:pPr>
-      <w:bookmarkStart w:colFirst="0" w:colLast="0" w:name="_aq9jtnoe8o5d" w:id="3"/>
-      <w:bookmarkEnd w:id="3"/>
-      <w:r>
-        <w:rPr>
-          <w:rFonts w:ascii="Oswald" w:cs="Oswald" w:eastAsia="Oswald" w:hAnsi="Oswald"/>
+          <w:u w:val="single"/>
+        </w:rPr>
+      </w:pPr>
+      <w:bookmarkStart w:colFirst="0" w:colLast="0" w:name="_aq9jtnoe8o5d" w:id="4"/>
+      <w:bookmarkEnd w:id="4"/>
+      <w:r>
+        <w:rPr>
+          <w:rFonts w:ascii="Times New Roman" w:cs="Times New Roman" w:eastAsia="Times New Roman" w:hAnsi="Times New Roman"/>
+          <w:b w:val="1"/>
+          <w:bCs w:val="1"/>
           <w:color w:val="1f3a93"/>
-          <w:sz w:val="26"/>
-          <w:szCs w:val="26"/>
+          <w:u w:val="single"/>
           <w:rtl w:val="0"/>
         </w:rPr>
         <w:t xml:space="preserve">SKILLS</w:t>
@@ -181,134 +229,92 @@
       <w:pPr>
         <w:widowControl w:val="0"/>
         <w:spacing w:line="240" w:lineRule="auto"/>
-        <w:ind w:left="0" w:right="300" w:firstLine="0"/>
-        <w:rPr>
-          <w:rFonts w:ascii="Merriweather" w:cs="Merriweather" w:eastAsia="Merriweather" w:hAnsi="Merriweather"/>
-          <w:sz w:val="20"/>
-          <w:szCs w:val="20"/>
-        </w:rPr>
-      </w:pPr>
-      <w:r>
-        <w:rPr>
-          <w:rFonts w:ascii="Merriweather" w:cs="Merriweather" w:eastAsia="Merriweather" w:hAnsi="Merriweather"/>
+        <w:ind w:left="0" w:right="300" w:firstLine="180"/>
+        <w:rPr>
+          <w:rFonts w:ascii="Times New Roman" w:cs="Times New Roman" w:eastAsia="Times New Roman" w:hAnsi="Times New Roman"/>
+          <w:color w:val="000000"/>
+          <w:sz w:val="22"/>
+          <w:szCs w:val="22"/>
+        </w:rPr>
+      </w:pPr>
+      <w:r>
+        <w:rPr>
+          <w:rFonts w:ascii="Times New Roman" w:cs="Times New Roman" w:eastAsia="Times New Roman" w:hAnsi="Times New Roman"/>
           <w:b w:val="1"/>
           <w:bCs w:val="1"/>
-          <w:sz w:val="20"/>
-          <w:szCs w:val="20"/>
+          <w:color w:val="000000"/>
+          <w:sz w:val="22"/>
+          <w:szCs w:val="22"/>
           <w:rtl w:val="0"/>
         </w:rPr>
         <w:t xml:space="preserve">Languages &amp; Tools</w:t>
       </w:r>
       <w:r>
         <w:rPr>
-          <w:rFonts w:ascii="Merriweather" w:cs="Merriweather" w:eastAsia="Merriweather" w:hAnsi="Merriweather"/>
-          <w:sz w:val="20"/>
-          <w:szCs w:val="20"/>
-          <w:rtl w:val="0"/>
-        </w:rPr>
-        <w:t xml:space="preserve">:</w:t>
-      </w:r>
-      <w:r>
-        <w:rPr>
-          <w:rFonts w:ascii="Merriweather" w:cs="Merriweather" w:eastAsia="Merriweather" w:hAnsi="Merriweather"/>
-          <w:color w:val="000000"/>
-          <w:sz w:val="20"/>
-          <w:szCs w:val="20"/>
-          <w:rtl w:val="0"/>
-        </w:rPr>
-        <w:t xml:space="preserve"> </w:t>
-      </w:r>
-      <w:r>
-        <w:rPr>
-          <w:rFonts w:ascii="Merriweather" w:cs="Merriweather" w:eastAsia="Merriweather" w:hAnsi="Merriweather"/>
-          <w:sz w:val="20"/>
-          <w:szCs w:val="20"/>
-          <w:rtl w:val="0"/>
-        </w:rPr>
-        <w:t xml:space="preserve">HTML, CSS, JS, Java, GitHub, Web Design, Data visualization, Google Sheets, APIS, Python</w:t>
+          <w:rFonts w:ascii="Times New Roman" w:cs="Times New Roman" w:eastAsia="Times New Roman" w:hAnsi="Times New Roman"/>
+          <w:color w:val="000000"/>
+          <w:sz w:val="22"/>
+          <w:szCs w:val="22"/>
+          <w:rtl w:val="0"/>
+        </w:rPr>
+        <w:t xml:space="preserve">: </w:t>
+      </w:r>
+      <w:r>
+        <w:rPr>
+          <w:rFonts w:ascii="Times New Roman" w:cs="Times New Roman" w:eastAsia="Times New Roman" w:hAnsi="Times New Roman"/>
+          <w:color w:val="000000"/>
+          <w:sz w:val="22"/>
+          <w:szCs w:val="22"/>
+          <w:rtl w:val="0"/>
+        </w:rPr>
+        <w:t xml:space="preserve">HTML, CSS, JS, Java, GitHub, Web Design, Data visualization,</w:t>
       </w:r>
     </w:p>
     <w:p>
       <w:pPr>
         <w:widowControl w:val="0"/>
         <w:spacing w:line="240" w:lineRule="auto"/>
-        <w:ind w:left="0" w:right="300" w:firstLine="0"/>
-        <w:rPr>
-          <w:rFonts w:ascii="Merriweather" w:cs="Merriweather" w:eastAsia="Merriweather" w:hAnsi="Merriweather"/>
-          <w:sz w:val="20"/>
-          <w:szCs w:val="20"/>
-        </w:rPr>
-      </w:pPr>
-      <w:r>
-        <w:rPr>
-          <w:rtl w:val="0"/>
-        </w:rPr>
-      </w:r>
-    </w:p>
-    <w:p>
-      <w:pPr>
+        <w:ind w:left="0" w:right="300" w:firstLine="180"/>
+        <w:rPr>
+          <w:rFonts w:ascii="Times New Roman" w:cs="Times New Roman" w:eastAsia="Times New Roman" w:hAnsi="Times New Roman"/>
+          <w:color w:val="000000"/>
+          <w:sz w:val="22"/>
+          <w:szCs w:val="22"/>
+        </w:rPr>
+      </w:pPr>
+      <w:r>
+        <w:rPr>
+          <w:rFonts w:ascii="Times New Roman" w:cs="Times New Roman" w:eastAsia="Times New Roman" w:hAnsi="Times New Roman"/>
+          <w:color w:val="000000"/>
+          <w:sz w:val="22"/>
+          <w:szCs w:val="22"/>
+          <w:rtl w:val="0"/>
+        </w:rPr>
+        <w:t xml:space="preserve">Google Sheets, APIS, Python</w:t>
+      </w:r>
+    </w:p>
+    <w:p>
+      <w:pPr>
+        <w:pStyle w:val="Heading1"/>
         <w:widowControl w:val="0"/>
-        <w:numPr>
-          <w:ilvl w:val="0"/>
-          <w:numId w:val="2"/>
-        </w:numPr>
-        <w:spacing w:line="240" w:lineRule="auto"/>
-        <w:ind w:left="0" w:right="300" w:firstLine="0"/>
-        <w:rPr>
-          <w:rFonts w:ascii="Merriweather" w:cs="Merriweather" w:eastAsia="Merriweather" w:hAnsi="Merriweather"/>
-          <w:sz w:val="20"/>
-          <w:szCs w:val="20"/>
-          <w:u w:val="none"/>
-        </w:rPr>
-      </w:pPr>
-      <w:r>
-        <w:rPr>
-          <w:rFonts w:ascii="Merriweather" w:cs="Merriweather" w:eastAsia="Merriweather" w:hAnsi="Merriweather"/>
+        <w:spacing w:line="276" w:lineRule="auto"/>
+        <w:rPr>
+          <w:rFonts w:ascii="Times New Roman" w:cs="Times New Roman" w:eastAsia="Times New Roman" w:hAnsi="Times New Roman"/>
           <w:b w:val="1"/>
           <w:bCs w:val="1"/>
-          <w:sz w:val="20"/>
-          <w:szCs w:val="20"/>
-          <w:rtl w:val="0"/>
-        </w:rPr>
-        <w:t xml:space="preserve">Soft Skills:</w:t>
-      </w:r>
-      <w:r>
-        <w:rPr>
-          <w:rFonts w:ascii="Merriweather" w:cs="Merriweather" w:eastAsia="Merriweather" w:hAnsi="Merriweather"/>
-          <w:sz w:val="20"/>
-          <w:szCs w:val="20"/>
-          <w:rtl w:val="0"/>
-        </w:rPr>
-        <w:t xml:space="preserve"> </w:t>
-      </w:r>
-      <w:r>
-        <w:rPr>
-          <w:rFonts w:ascii="Merriweather" w:cs="Merriweather" w:eastAsia="Merriweather" w:hAnsi="Merriweather"/>
-          <w:sz w:val="20"/>
-          <w:szCs w:val="20"/>
-          <w:rtl w:val="0"/>
-        </w:rPr>
-        <w:t xml:space="preserve">Problem-Solving, Leadership, Critical Thinking, Teamwork, Collaboration, Attention to Detail, Adaptability, Active Listening, Willingness to Learn</w:t>
-      </w:r>
-      <w:r>
-        <w:rPr>
-          <w:rtl w:val="0"/>
-        </w:rPr>
-      </w:r>
-    </w:p>
-    <w:p>
-      <w:pPr>
-        <w:pStyle w:val="Heading1"/>
-        <w:widowControl w:val="0"/>
-        <w:rPr>
           <w:color w:val="1f3a93"/>
-        </w:rPr>
-      </w:pPr>
-      <w:bookmarkStart w:colFirst="0" w:colLast="0" w:name="_dlaoxi3ta2x2" w:id="4"/>
-      <w:bookmarkEnd w:id="4"/>
-      <w:r>
-        <w:rPr>
+          <w:u w:val="single"/>
+        </w:rPr>
+      </w:pPr>
+      <w:bookmarkStart w:colFirst="0" w:colLast="0" w:name="_dlaoxi3ta2x2" w:id="5"/>
+      <w:bookmarkEnd w:id="5"/>
+      <w:r>
+        <w:rPr>
+          <w:rFonts w:ascii="Times New Roman" w:cs="Times New Roman" w:eastAsia="Times New Roman" w:hAnsi="Times New Roman"/>
+          <w:b w:val="1"/>
+          <w:bCs w:val="1"/>
           <w:color w:val="1f3a93"/>
+          <w:u w:val="single"/>
           <w:rtl w:val="0"/>
         </w:rPr>
         <w:t xml:space="preserve">EDUCATION</w:t>
@@ -319,131 +325,115 @@
         <w:pStyle w:val="Heading2"/>
         <w:keepNext w:val="0"/>
         <w:keepLines w:val="0"/>
-        <w:rPr>
+        <w:spacing w:line="276" w:lineRule="auto"/>
+        <w:ind w:left="180" w:firstLine="0"/>
+        <w:rPr>
+          <w:rFonts w:ascii="Times New Roman" w:cs="Times New Roman" w:eastAsia="Times New Roman" w:hAnsi="Times New Roman"/>
+          <w:color w:val="000000"/>
+          <w:highlight w:val="yellow"/>
+        </w:rPr>
+      </w:pPr>
+      <w:bookmarkStart w:colFirst="0" w:colLast="0" w:name="_utayan5c2wml" w:id="6"/>
+      <w:bookmarkEnd w:id="6"/>
+      <w:hyperlink r:id="rId9">
+        <w:r>
+          <w:rPr>
+            <w:rFonts w:ascii="Times New Roman" w:cs="Times New Roman" w:eastAsia="Times New Roman" w:hAnsi="Times New Roman"/>
+            <w:color w:val="1c4587"/>
+            <w:u w:val="single"/>
+            <w:rtl w:val="0"/>
+          </w:rPr>
+          <w:t xml:space="preserve">UA Little Rock</w:t>
+        </w:r>
+      </w:hyperlink>
+      <w:r>
+        <w:rPr>
+          <w:rFonts w:ascii="Times New Roman" w:cs="Times New Roman" w:eastAsia="Times New Roman" w:hAnsi="Times New Roman"/>
           <w:b w:val="0"/>
           <w:bCs w:val="0"/>
           <w:i w:val="1"/>
           <w:iCs w:val="1"/>
           <w:color w:val="000000"/>
-        </w:rPr>
-      </w:pPr>
-      <w:bookmarkStart w:colFirst="0" w:colLast="0" w:name="_utayan5c2wml" w:id="5"/>
-      <w:bookmarkEnd w:id="5"/>
-      <w:r>
-        <w:rPr>
-          <w:color w:val="0000ff"/>
-          <w:sz w:val="20"/>
-          <w:szCs w:val="20"/>
-          <w:rtl w:val="0"/>
-        </w:rPr>
-        <w:t xml:space="preserve">University of Arkansas at Little Rock</w:t>
-      </w:r>
-      <w:r>
-        <w:rPr>
+          <w:rtl w:val="0"/>
+        </w:rPr>
+        <w:t xml:space="preserve"> — BASc, Information Science, </w:t>
+      </w:r>
+      <w:r>
+        <w:rPr>
+          <w:rFonts w:ascii="Times New Roman" w:cs="Times New Roman" w:eastAsia="Times New Roman" w:hAnsi="Times New Roman"/>
+          <w:color w:val="000000"/>
+          <w:rtl w:val="0"/>
+        </w:rPr>
+        <w:t xml:space="preserve">December </w:t>
+      </w:r>
+      <w:r>
+        <w:rPr>
+          <w:rFonts w:ascii="Times New Roman" w:cs="Times New Roman" w:eastAsia="Times New Roman" w:hAnsi="Times New Roman"/>
+          <w:color w:val="000000"/>
+          <w:rtl w:val="0"/>
+        </w:rPr>
+        <w:t xml:space="preserve">2026</w:t>
+      </w:r>
+      <w:r>
+        <w:rPr>
+          <w:rtl w:val="0"/>
+        </w:rPr>
+      </w:r>
+    </w:p>
+    <w:p>
+      <w:pPr>
+        <w:spacing w:after="240" w:before="240" w:line="276" w:lineRule="auto"/>
+        <w:ind w:left="0" w:firstLine="0"/>
+        <w:rPr>
+          <w:rFonts w:ascii="Times New Roman" w:cs="Times New Roman" w:eastAsia="Times New Roman" w:hAnsi="Times New Roman"/>
+          <w:b w:val="1"/>
+          <w:bCs w:val="1"/>
+          <w:color w:val="1f3a93"/>
+          <w:sz w:val="24"/>
+          <w:szCs w:val="24"/>
+          <w:u w:val="single"/>
+        </w:rPr>
+      </w:pPr>
+      <w:r>
+        <w:rPr>
+          <w:rFonts w:ascii="Times New Roman" w:cs="Times New Roman" w:eastAsia="Times New Roman" w:hAnsi="Times New Roman"/>
+          <w:b w:val="1"/>
+          <w:bCs w:val="1"/>
+          <w:color w:val="1f3a93"/>
+          <w:sz w:val="24"/>
+          <w:szCs w:val="24"/>
+          <w:u w:val="single"/>
+          <w:rtl w:val="0"/>
+        </w:rPr>
+        <w:t xml:space="preserve">EXPERIENCE</w:t>
+      </w:r>
+    </w:p>
+    <w:p>
+      <w:pPr>
+        <w:pStyle w:val="Heading2"/>
+        <w:keepNext w:val="0"/>
+        <w:keepLines w:val="0"/>
+        <w:spacing w:line="276" w:lineRule="auto"/>
+        <w:ind w:left="-15" w:firstLine="195"/>
+        <w:rPr>
+          <w:rFonts w:ascii="Times New Roman" w:cs="Times New Roman" w:eastAsia="Times New Roman" w:hAnsi="Times New Roman"/>
           <w:b w:val="0"/>
           <w:bCs w:val="0"/>
           <w:i w:val="1"/>
           <w:iCs w:val="1"/>
           <w:color w:val="000000"/>
-          <w:sz w:val="20"/>
-          <w:szCs w:val="20"/>
-          <w:rtl w:val="0"/>
-        </w:rPr>
-        <w:t xml:space="preserve"> </w:t>
-      </w:r>
-      <w:r>
-        <w:rPr>
-          <w:b w:val="0"/>
-          <w:bCs w:val="0"/>
+        </w:rPr>
+      </w:pPr>
+      <w:bookmarkStart w:colFirst="0" w:colLast="0" w:name="_y2ib08ajlxwx" w:id="7"/>
+      <w:bookmarkEnd w:id="7"/>
+      <w:r>
+        <w:rPr>
+          <w:rFonts w:ascii="Times New Roman" w:cs="Times New Roman" w:eastAsia="Times New Roman" w:hAnsi="Times New Roman"/>
           <w:i w:val="1"/>
           <w:iCs w:val="1"/>
           <w:color w:val="000000"/>
           <w:rtl w:val="0"/>
         </w:rPr>
-        <w:t xml:space="preserve">— BASc, Information Science </w:t>
-      </w:r>
-    </w:p>
-    <w:p>
-      <w:pPr>
-        <w:rPr>
-          <w:color w:val="000000"/>
-        </w:rPr>
-      </w:pPr>
-      <w:r>
-        <w:rPr>
-          <w:color w:val="000000"/>
-          <w:rtl w:val="0"/>
-        </w:rPr>
-        <w:t xml:space="preserve">August 2023</w:t>
-      </w:r>
-      <w:r>
-        <w:rPr>
-          <w:color w:val="000000"/>
-          <w:rtl w:val="0"/>
-        </w:rPr>
-        <w:t xml:space="preserve"> - May 2027, Little Rock</w:t>
-      </w:r>
-    </w:p>
-    <w:p>
-      <w:pPr>
-        <w:spacing w:after="240" w:before="240" w:lineRule="auto"/>
-        <w:ind w:left="0" w:firstLine="0"/>
-        <w:rPr>
-          <w:color w:val="000000"/>
-        </w:rPr>
-      </w:pPr>
-      <w:r>
-        <w:rPr>
-          <w:color w:val="000000"/>
-          <w:rtl w:val="0"/>
-        </w:rPr>
-        <w:t xml:space="preserve">Focus on using data and technology to improve decision-making, systems, and user experiences.</w:t>
-      </w:r>
-    </w:p>
-    <w:p>
-      <w:pPr>
-        <w:spacing w:after="240" w:before="240" w:lineRule="auto"/>
-        <w:ind w:left="0" w:firstLine="0"/>
-        <w:rPr>
-          <w:rFonts w:ascii="Oswald" w:cs="Oswald" w:eastAsia="Oswald" w:hAnsi="Oswald"/>
-          <w:color w:val="1f3a93"/>
-          <w:sz w:val="24"/>
-          <w:szCs w:val="24"/>
-        </w:rPr>
-      </w:pPr>
-      <w:r>
-        <w:rPr>
-          <w:rFonts w:ascii="Oswald" w:cs="Oswald" w:eastAsia="Oswald" w:hAnsi="Oswald"/>
-          <w:color w:val="1f3a93"/>
-          <w:sz w:val="24"/>
-          <w:szCs w:val="24"/>
-          <w:rtl w:val="0"/>
-        </w:rPr>
-        <w:t xml:space="preserve">EXPERIENCE</w:t>
-      </w:r>
-    </w:p>
-    <w:p>
-      <w:pPr>
-        <w:pStyle w:val="Heading2"/>
-        <w:keepNext w:val="0"/>
-        <w:keepLines w:val="0"/>
-        <w:rPr>
-          <w:b w:val="0"/>
-          <w:bCs w:val="0"/>
-          <w:i w:val="1"/>
-          <w:iCs w:val="1"/>
-          <w:color w:val="000000"/>
-        </w:rPr>
-      </w:pPr>
-      <w:bookmarkStart w:colFirst="0" w:colLast="0" w:name="_y2ib08ajlxwx" w:id="6"/>
-      <w:bookmarkEnd w:id="6"/>
-      <w:r>
-        <w:rPr>
-          <w:i w:val="1"/>
-          <w:iCs w:val="1"/>
-          <w:color w:val="000000"/>
-          <w:rtl w:val="0"/>
-        </w:rPr>
         <w:t xml:space="preserve">Arkansas Space Grant Consortium — Web Development Project</w:t>
       </w:r>
       <w:r>
@@ -454,16 +444,24 @@
     </w:p>
     <w:p>
       <w:pPr>
-        <w:rPr>
-          <w:color w:val="000000"/>
-        </w:rPr>
-      </w:pPr>
-      <w:r>
-        <w:rPr>
-          <w:color w:val="000000"/>
-          <w:rtl w:val="0"/>
-        </w:rPr>
-        <w:t xml:space="preserve">Team Project | August 2025 - Nov 2025</w:t>
+        <w:spacing w:line="240" w:lineRule="auto"/>
+        <w:ind w:firstLine="180"/>
+        <w:rPr>
+          <w:rFonts w:ascii="Times New Roman" w:cs="Times New Roman" w:eastAsia="Times New Roman" w:hAnsi="Times New Roman"/>
+          <w:color w:val="000000"/>
+          <w:sz w:val="22"/>
+          <w:szCs w:val="22"/>
+        </w:rPr>
+      </w:pPr>
+      <w:r>
+        <w:rPr>
+          <w:rFonts w:ascii="Times New Roman" w:cs="Times New Roman" w:eastAsia="Times New Roman" w:hAnsi="Times New Roman"/>
+          <w:color w:val="000000"/>
+          <w:sz w:val="22"/>
+          <w:szCs w:val="22"/>
+          <w:rtl w:val="0"/>
+        </w:rPr>
+        <w:t xml:space="preserve">Technical Developer/CMS | August 2025 - Nov 2025</w:t>
       </w:r>
       <w:r>
         <w:rPr>
@@ -478,18 +476,23 @@
           <w:numId w:val="1"/>
         </w:numPr>
         <w:spacing w:after="0" w:afterAutospacing="0" w:line="240" w:lineRule="auto"/>
-        <w:ind w:left="720" w:hanging="360"/>
-        <w:rPr>
-          <w:color w:val="000000"/>
-        </w:rPr>
-      </w:pPr>
-      <w:r>
-        <w:rPr>
-          <w:color w:val="000000"/>
+        <w:ind w:left="720" w:hanging="540"/>
+        <w:rPr>
+          <w:rFonts w:ascii="Times New Roman" w:cs="Times New Roman" w:eastAsia="Times New Roman" w:hAnsi="Times New Roman"/>
+          <w:color w:val="000000"/>
+          <w:sz w:val="22"/>
+          <w:szCs w:val="22"/>
+        </w:rPr>
+      </w:pPr>
+      <w:r>
+        <w:rPr>
+          <w:rFonts w:ascii="Times New Roman" w:cs="Times New Roman" w:eastAsia="Times New Roman" w:hAnsi="Times New Roman"/>
+          <w:color w:val="000000"/>
+          <w:sz w:val="22"/>
+          <w:szCs w:val="22"/>
           <w:rtl w:val="0"/>
         </w:rPr>
         <w:t xml:space="preserve">Collaborated in a team to redesign the consortium’s website, focusing on usability and accessibility.</w:t>
-        <w:br w:type="textWrapping"/>
       </w:r>
     </w:p>
     <w:p>
@@ -499,18 +502,23 @@
           <w:numId w:val="1"/>
         </w:numPr>
         <w:spacing w:after="0" w:afterAutospacing="0" w:before="0" w:beforeAutospacing="0" w:line="240" w:lineRule="auto"/>
-        <w:ind w:left="720" w:hanging="360"/>
-        <w:rPr>
-          <w:color w:val="000000"/>
-        </w:rPr>
-      </w:pPr>
-      <w:r>
-        <w:rPr>
-          <w:color w:val="000000"/>
+        <w:ind w:left="720" w:hanging="540"/>
+        <w:rPr>
+          <w:rFonts w:ascii="Times New Roman" w:cs="Times New Roman" w:eastAsia="Times New Roman" w:hAnsi="Times New Roman"/>
+          <w:color w:val="000000"/>
+          <w:sz w:val="22"/>
+          <w:szCs w:val="22"/>
+        </w:rPr>
+      </w:pPr>
+      <w:r>
+        <w:rPr>
+          <w:rFonts w:ascii="Times New Roman" w:cs="Times New Roman" w:eastAsia="Times New Roman" w:hAnsi="Times New Roman"/>
+          <w:color w:val="000000"/>
+          <w:sz w:val="22"/>
+          <w:szCs w:val="22"/>
           <w:rtl w:val="0"/>
         </w:rPr>
         <w:t xml:space="preserve">Analyzed the current site to identify strengths, weaknesses, and areas for improvement.</w:t>
-        <w:br w:type="textWrapping"/>
       </w:r>
     </w:p>
     <w:p>
@@ -520,18 +528,23 @@
           <w:numId w:val="1"/>
         </w:numPr>
         <w:spacing w:after="0" w:afterAutospacing="0" w:before="0" w:beforeAutospacing="0" w:line="240" w:lineRule="auto"/>
-        <w:ind w:left="720" w:hanging="360"/>
-        <w:rPr>
-          <w:color w:val="000000"/>
-        </w:rPr>
-      </w:pPr>
-      <w:r>
-        <w:rPr>
-          <w:color w:val="000000"/>
+        <w:ind w:left="720" w:hanging="540"/>
+        <w:rPr>
+          <w:rFonts w:ascii="Times New Roman" w:cs="Times New Roman" w:eastAsia="Times New Roman" w:hAnsi="Times New Roman"/>
+          <w:color w:val="000000"/>
+          <w:sz w:val="22"/>
+          <w:szCs w:val="22"/>
+        </w:rPr>
+      </w:pPr>
+      <w:r>
+        <w:rPr>
+          <w:rFonts w:ascii="Times New Roman" w:cs="Times New Roman" w:eastAsia="Times New Roman" w:hAnsi="Times New Roman"/>
+          <w:color w:val="000000"/>
+          <w:sz w:val="22"/>
+          <w:szCs w:val="22"/>
           <w:rtl w:val="0"/>
         </w:rPr>
         <w:t xml:space="preserve">Simplified content and navigation to enhance user experience and align with a specific theme.</w:t>
-        <w:br w:type="textWrapping"/>
       </w:r>
     </w:p>
     <w:p>
@@ -541,18 +554,23 @@
           <w:numId w:val="1"/>
         </w:numPr>
         <w:spacing w:after="0" w:afterAutospacing="0" w:before="0" w:beforeAutospacing="0" w:line="240" w:lineRule="auto"/>
-        <w:ind w:left="720" w:hanging="360"/>
-        <w:rPr>
-          <w:color w:val="000000"/>
-        </w:rPr>
-      </w:pPr>
-      <w:r>
-        <w:rPr>
-          <w:color w:val="000000"/>
+        <w:ind w:left="720" w:hanging="540"/>
+        <w:rPr>
+          <w:rFonts w:ascii="Times New Roman" w:cs="Times New Roman" w:eastAsia="Times New Roman" w:hAnsi="Times New Roman"/>
+          <w:color w:val="000000"/>
+          <w:sz w:val="22"/>
+          <w:szCs w:val="22"/>
+        </w:rPr>
+      </w:pPr>
+      <w:r>
+        <w:rPr>
+          <w:rFonts w:ascii="Times New Roman" w:cs="Times New Roman" w:eastAsia="Times New Roman" w:hAnsi="Times New Roman"/>
+          <w:color w:val="000000"/>
+          <w:sz w:val="22"/>
+          <w:szCs w:val="22"/>
           <w:rtl w:val="0"/>
         </w:rPr>
         <w:t xml:space="preserve">Implemented design changes and layout improvements using WordPress.</w:t>
-        <w:br w:type="textWrapping"/>
       </w:r>
     </w:p>
     <w:p>
@@ -562,14 +580,20 @@
           <w:numId w:val="1"/>
         </w:numPr>
         <w:spacing w:before="0" w:beforeAutospacing="0" w:line="240" w:lineRule="auto"/>
-        <w:ind w:left="720" w:hanging="360"/>
-        <w:rPr>
-          <w:color w:val="000000"/>
-        </w:rPr>
-      </w:pPr>
-      <w:r>
-        <w:rPr>
-          <w:color w:val="000000"/>
+        <w:ind w:left="720" w:hanging="540"/>
+        <w:rPr>
+          <w:rFonts w:ascii="Times New Roman" w:cs="Times New Roman" w:eastAsia="Times New Roman" w:hAnsi="Times New Roman"/>
+          <w:color w:val="000000"/>
+          <w:sz w:val="22"/>
+          <w:szCs w:val="22"/>
+        </w:rPr>
+      </w:pPr>
+      <w:r>
+        <w:rPr>
+          <w:rFonts w:ascii="Times New Roman" w:cs="Times New Roman" w:eastAsia="Times New Roman" w:hAnsi="Times New Roman"/>
+          <w:color w:val="000000"/>
+          <w:sz w:val="22"/>
+          <w:szCs w:val="22"/>
           <w:rtl w:val="0"/>
         </w:rPr>
         <w:t xml:space="preserve">Coordinated tasks within the group, ensuring deadlines were met and design consistency maintained.</w:t>
@@ -580,7 +604,10 @@
         <w:pStyle w:val="Heading2"/>
         <w:keepNext w:val="0"/>
         <w:keepLines w:val="0"/>
-        <w:rPr>
+        <w:spacing w:line="276" w:lineRule="auto"/>
+        <w:ind w:firstLine="180"/>
+        <w:rPr>
+          <w:rFonts w:ascii="Times New Roman" w:cs="Times New Roman" w:eastAsia="Times New Roman" w:hAnsi="Times New Roman"/>
           <w:b w:val="0"/>
           <w:bCs w:val="0"/>
           <w:i w:val="1"/>
@@ -588,17 +615,21 @@
           <w:color w:val="000000"/>
         </w:rPr>
       </w:pPr>
-      <w:bookmarkStart w:colFirst="0" w:colLast="0" w:name="_sptt6wmqep8m" w:id="7"/>
-      <w:bookmarkEnd w:id="7"/>
-      <w:r>
-        <w:rPr>
-          <w:color w:val="333333"/>
+      <w:bookmarkStart w:colFirst="0" w:colLast="0" w:name="_sptt6wmqep8m" w:id="8"/>
+      <w:bookmarkEnd w:id="8"/>
+      <w:r>
+        <w:rPr>
+          <w:rFonts w:ascii="Times New Roman" w:cs="Times New Roman" w:eastAsia="Times New Roman" w:hAnsi="Times New Roman"/>
+          <w:i w:val="1"/>
+          <w:iCs w:val="1"/>
+          <w:color w:val="000000"/>
           <w:rtl w:val="0"/>
         </w:rPr>
         <w:t xml:space="preserve">Mafia Game </w:t>
       </w:r>
       <w:r>
         <w:rPr>
+          <w:rFonts w:ascii="Times New Roman" w:cs="Times New Roman" w:eastAsia="Times New Roman" w:hAnsi="Times New Roman"/>
           <w:b w:val="0"/>
           <w:bCs w:val="0"/>
           <w:i w:val="1"/>
@@ -606,28 +637,39 @@
           <w:color w:val="000000"/>
           <w:rtl w:val="0"/>
         </w:rPr>
-        <w:t xml:space="preserve">— Personal Project</w:t>
-      </w:r>
-    </w:p>
-    <w:p>
-      <w:pPr>
-        <w:rPr>
-          <w:color w:val="000000"/>
-        </w:rPr>
-      </w:pPr>
-      <w:r>
-        <w:rPr>
-          <w:color w:val="000000"/>
-          <w:rtl w:val="0"/>
-        </w:rPr>
-        <w:t xml:space="preserve">May</w:t>
-      </w:r>
-      <w:r>
-        <w:rPr>
-          <w:color w:val="000000"/>
-          <w:rtl w:val="0"/>
-        </w:rPr>
-        <w:t xml:space="preserve">2025-Present</w:t>
+        <w:t xml:space="preserve">—  Full-Scale Web Game Development Project</w:t>
+      </w:r>
+    </w:p>
+    <w:p>
+      <w:pPr>
+        <w:spacing w:line="276" w:lineRule="auto"/>
+        <w:ind w:firstLine="180"/>
+        <w:rPr>
+          <w:rFonts w:ascii="Times New Roman" w:cs="Times New Roman" w:eastAsia="Times New Roman" w:hAnsi="Times New Roman"/>
+          <w:color w:val="000000"/>
+          <w:sz w:val="22"/>
+          <w:szCs w:val="22"/>
+        </w:rPr>
+      </w:pPr>
+      <w:r>
+        <w:rPr>
+          <w:rFonts w:ascii="Times New Roman" w:cs="Times New Roman" w:eastAsia="Times New Roman" w:hAnsi="Times New Roman"/>
+          <w:color w:val="000000"/>
+          <w:sz w:val="22"/>
+          <w:szCs w:val="22"/>
+          <w:rtl w:val="0"/>
+        </w:rPr>
+        <w:t xml:space="preserve">Founder | May </w:t>
+      </w:r>
+      <w:r>
+        <w:rPr>
+          <w:rFonts w:ascii="Times New Roman" w:cs="Times New Roman" w:eastAsia="Times New Roman" w:hAnsi="Times New Roman"/>
+          <w:color w:val="000000"/>
+          <w:sz w:val="22"/>
+          <w:szCs w:val="22"/>
+          <w:rtl w:val="0"/>
+        </w:rPr>
+        <w:t xml:space="preserve">2025 - Present</w:t>
       </w:r>
     </w:p>
     <w:p>
@@ -636,19 +678,24 @@
           <w:ilvl w:val="0"/>
           <w:numId w:val="1"/>
         </w:numPr>
-        <w:spacing w:after="0" w:afterAutospacing="0" w:line="240" w:lineRule="auto"/>
-        <w:ind w:left="720" w:hanging="360"/>
-        <w:rPr>
-          <w:color w:val="000000"/>
-        </w:rPr>
-      </w:pPr>
-      <w:r>
-        <w:rPr>
-          <w:color w:val="000000"/>
-          <w:rtl w:val="0"/>
-        </w:rPr>
-        <w:t xml:space="preserve">Developed a multiplayer social deduction game with hidden roles (mafia vs. townspeople).</w:t>
-        <w:br w:type="textWrapping"/>
+        <w:spacing w:after="0" w:afterAutospacing="0" w:line="276" w:lineRule="auto"/>
+        <w:ind w:left="720" w:hanging="540"/>
+        <w:rPr>
+          <w:rFonts w:ascii="Times New Roman" w:cs="Times New Roman" w:eastAsia="Times New Roman" w:hAnsi="Times New Roman"/>
+          <w:color w:val="000000"/>
+          <w:sz w:val="22"/>
+          <w:szCs w:val="22"/>
+        </w:rPr>
+      </w:pPr>
+      <w:r>
+        <w:rPr>
+          <w:rFonts w:ascii="Times New Roman" w:cs="Times New Roman" w:eastAsia="Times New Roman" w:hAnsi="Times New Roman"/>
+          <w:color w:val="000000"/>
+          <w:sz w:val="22"/>
+          <w:szCs w:val="22"/>
+          <w:rtl w:val="0"/>
+        </w:rPr>
+        <w:t xml:space="preserve">Built a responsive front-end using HTML, CSS, and JavaScript.</w:t>
       </w:r>
     </w:p>
     <w:p>
@@ -657,19 +704,24 @@
           <w:ilvl w:val="0"/>
           <w:numId w:val="1"/>
         </w:numPr>
-        <w:spacing w:after="0" w:afterAutospacing="0" w:before="0" w:beforeAutospacing="0" w:line="240" w:lineRule="auto"/>
-        <w:ind w:left="720" w:hanging="360"/>
-        <w:rPr>
-          <w:color w:val="000000"/>
-        </w:rPr>
-      </w:pPr>
-      <w:r>
-        <w:rPr>
-          <w:color w:val="000000"/>
-          <w:rtl w:val="0"/>
-        </w:rPr>
-        <w:t xml:space="preserve">Implemented game logic, turn-based interactions, and role-specific abilities.</w:t>
-        <w:br w:type="textWrapping"/>
+        <w:spacing w:after="0" w:afterAutospacing="0" w:before="0" w:beforeAutospacing="0" w:line="276" w:lineRule="auto"/>
+        <w:ind w:left="720" w:hanging="540"/>
+        <w:rPr>
+          <w:rFonts w:ascii="Times New Roman" w:cs="Times New Roman" w:eastAsia="Times New Roman" w:hAnsi="Times New Roman"/>
+          <w:color w:val="000000"/>
+          <w:sz w:val="22"/>
+          <w:szCs w:val="22"/>
+        </w:rPr>
+      </w:pPr>
+      <w:r>
+        <w:rPr>
+          <w:rFonts w:ascii="Times New Roman" w:cs="Times New Roman" w:eastAsia="Times New Roman" w:hAnsi="Times New Roman"/>
+          <w:color w:val="000000"/>
+          <w:sz w:val="22"/>
+          <w:szCs w:val="22"/>
+          <w:rtl w:val="0"/>
+        </w:rPr>
+        <w:t xml:space="preserve">Developed a multiplayer social deduction game with hidden roles (mafia vs. townspeople).</w:t>
       </w:r>
     </w:p>
     <w:p>
@@ -678,19 +730,24 @@
           <w:ilvl w:val="0"/>
           <w:numId w:val="1"/>
         </w:numPr>
-        <w:spacing w:after="0" w:afterAutospacing="0" w:before="0" w:beforeAutospacing="0" w:line="240" w:lineRule="auto"/>
-        <w:ind w:left="720" w:hanging="360"/>
-        <w:rPr>
-          <w:color w:val="000000"/>
-        </w:rPr>
-      </w:pPr>
-      <w:r>
-        <w:rPr>
-          <w:color w:val="000000"/>
-          <w:rtl w:val="0"/>
-        </w:rPr>
-        <w:t xml:space="preserve">Built a responsive front-end using HTML, CSS, and JavaScript.</w:t>
-        <w:br w:type="textWrapping"/>
+        <w:spacing w:after="0" w:afterAutospacing="0" w:before="0" w:beforeAutospacing="0" w:line="276" w:lineRule="auto"/>
+        <w:ind w:left="720" w:hanging="540"/>
+        <w:rPr>
+          <w:rFonts w:ascii="Times New Roman" w:cs="Times New Roman" w:eastAsia="Times New Roman" w:hAnsi="Times New Roman"/>
+          <w:color w:val="000000"/>
+          <w:sz w:val="22"/>
+          <w:szCs w:val="22"/>
+        </w:rPr>
+      </w:pPr>
+      <w:r>
+        <w:rPr>
+          <w:rFonts w:ascii="Times New Roman" w:cs="Times New Roman" w:eastAsia="Times New Roman" w:hAnsi="Times New Roman"/>
+          <w:color w:val="000000"/>
+          <w:sz w:val="22"/>
+          <w:szCs w:val="22"/>
+          <w:rtl w:val="0"/>
+        </w:rPr>
+        <w:t xml:space="preserve">Implemented game logic, turn-based interactions, and role-specific abilities.</w:t>
       </w:r>
     </w:p>
     <w:p>
@@ -699,23 +756,24 @@
           <w:ilvl w:val="0"/>
           <w:numId w:val="1"/>
         </w:numPr>
-        <w:spacing w:before="0" w:beforeAutospacing="0" w:line="240" w:lineRule="auto"/>
-        <w:ind w:left="720" w:hanging="360"/>
-        <w:rPr>
-          <w:color w:val="000000"/>
-        </w:rPr>
-      </w:pPr>
-      <w:r>
-        <w:rPr>
-          <w:color w:val="000000"/>
+        <w:spacing w:before="0" w:beforeAutospacing="0" w:line="276" w:lineRule="auto"/>
+        <w:ind w:left="720" w:hanging="540"/>
+        <w:rPr>
+          <w:rFonts w:ascii="Times New Roman" w:cs="Times New Roman" w:eastAsia="Times New Roman" w:hAnsi="Times New Roman"/>
+          <w:color w:val="000000"/>
+          <w:sz w:val="22"/>
+          <w:szCs w:val="22"/>
+        </w:rPr>
+      </w:pPr>
+      <w:r>
+        <w:rPr>
+          <w:rFonts w:ascii="Times New Roman" w:cs="Times New Roman" w:eastAsia="Times New Roman" w:hAnsi="Times New Roman"/>
+          <w:color w:val="000000"/>
+          <w:sz w:val="22"/>
+          <w:szCs w:val="22"/>
           <w:rtl w:val="0"/>
         </w:rPr>
         <w:t xml:space="preserve">Focused on user experience, accessibility, and real-time multiplayer interactions.</w:t>
-      </w:r>
-      <w:r>
-        <w:rPr>
-          <w:rtl w:val="0"/>
-        </w:rPr>
       </w:r>
     </w:p>
     <w:p>
@@ -723,46 +781,41 @@
         <w:spacing w:line="240" w:lineRule="auto"/>
         <w:ind w:left="720" w:firstLine="0"/>
         <w:rPr>
-          <w:color w:val="000000"/>
-        </w:rPr>
-      </w:pPr>
-      <w:r>
-        <w:rPr>
-          <w:rtl w:val="0"/>
-        </w:rPr>
-      </w:r>
-    </w:p>
-    <w:p>
-      <w:pPr>
-        <w:spacing w:line="240" w:lineRule="auto"/>
-        <w:ind w:left="720" w:firstLine="0"/>
-        <w:rPr>
-          <w:color w:val="000000"/>
-        </w:rPr>
-      </w:pPr>
-      <w:r>
-        <w:rPr>
-          <w:rtl w:val="0"/>
-        </w:rPr>
-      </w:r>
-    </w:p>
-    <w:p>
-      <w:pPr>
-        <w:spacing w:line="240" w:lineRule="auto"/>
+          <w:rFonts w:ascii="Times New Roman" w:cs="Times New Roman" w:eastAsia="Times New Roman" w:hAnsi="Times New Roman"/>
+          <w:color w:val="000000"/>
+          <w:sz w:val="20"/>
+          <w:szCs w:val="20"/>
+        </w:rPr>
+      </w:pPr>
+      <w:r>
+        <w:rPr>
+          <w:rtl w:val="0"/>
+        </w:rPr>
+      </w:r>
+    </w:p>
+    <w:p>
+      <w:pPr>
+        <w:spacing w:line="276" w:lineRule="auto"/>
         <w:ind w:left="0" w:firstLine="0"/>
         <w:rPr>
-          <w:rFonts w:ascii="Oswald" w:cs="Oswald" w:eastAsia="Oswald" w:hAnsi="Oswald"/>
+          <w:rFonts w:ascii="Times New Roman" w:cs="Times New Roman" w:eastAsia="Times New Roman" w:hAnsi="Times New Roman"/>
+          <w:b w:val="1"/>
+          <w:bCs w:val="1"/>
           <w:color w:val="1f3a93"/>
           <w:sz w:val="24"/>
           <w:szCs w:val="24"/>
-        </w:rPr>
-      </w:pPr>
-      <w:r>
-        <w:rPr>
-          <w:rFonts w:ascii="Oswald" w:cs="Oswald" w:eastAsia="Oswald" w:hAnsi="Oswald"/>
+          <w:u w:val="single"/>
+        </w:rPr>
+      </w:pPr>
+      <w:r>
+        <w:rPr>
+          <w:rFonts w:ascii="Times New Roman" w:cs="Times New Roman" w:eastAsia="Times New Roman" w:hAnsi="Times New Roman"/>
+          <w:b w:val="1"/>
+          <w:bCs w:val="1"/>
           <w:color w:val="1f3a93"/>
           <w:sz w:val="24"/>
           <w:szCs w:val="24"/>
+          <w:u w:val="single"/>
           <w:rtl w:val="0"/>
         </w:rPr>
         <w:t xml:space="preserve">AWARDS</w:t>
@@ -779,29 +832,40 @@
           <w:between w:space="0" w:sz="0" w:val="nil"/>
         </w:pBdr>
         <w:shd w:fill="auto" w:val="clear"/>
-        <w:spacing w:before="120" w:line="288" w:lineRule="auto"/>
-        <w:ind w:left="-15" w:firstLine="0"/>
-        <w:rPr>
-          <w:rFonts w:ascii="PT Mono" w:cs="PT Mono" w:eastAsia="PT Mono" w:hAnsi="PT Mono"/>
-          <w:color w:val="000000"/>
-        </w:rPr>
-      </w:pPr>
-      <w:r>
-        <w:rPr>
-          <w:rFonts w:ascii="PT Mono" w:cs="PT Mono" w:eastAsia="PT Mono" w:hAnsi="PT Mono"/>
-          <w:color w:val="000000"/>
-          <w:rtl w:val="0"/>
-        </w:rPr>
-        <w:t xml:space="preserve">UA Little Rock Schueck, McCarty, Lexicon, INC. Dean’s Endowed Fund!</w:t>
-      </w:r>
-      <w:r>
-        <w:rPr>
-          <w:rtl w:val="0"/>
-        </w:rPr>
+        <w:spacing w:before="120" w:line="276" w:lineRule="auto"/>
+        <w:ind w:left="180" w:firstLine="0"/>
+        <w:rPr>
+          <w:rFonts w:ascii="Times New Roman" w:cs="Times New Roman" w:eastAsia="Times New Roman" w:hAnsi="Times New Roman"/>
+          <w:color w:val="000000"/>
+          <w:sz w:val="22"/>
+          <w:szCs w:val="22"/>
+        </w:rPr>
+      </w:pPr>
+      <w:r>
+        <w:rPr>
+          <w:rFonts w:ascii="Times New Roman" w:cs="Times New Roman" w:eastAsia="Times New Roman" w:hAnsi="Times New Roman"/>
+          <w:b w:val="1"/>
+          <w:bCs w:val="1"/>
+          <w:color w:val="000000"/>
+          <w:sz w:val="22"/>
+          <w:szCs w:val="22"/>
+          <w:rtl w:val="0"/>
+        </w:rPr>
+        <w:t xml:space="preserve">Chancellor’s Leadership Corps Scholar</w:t>
+      </w:r>
+      <w:r>
+        <w:rPr>
+          <w:rFonts w:ascii="Times New Roman" w:cs="Times New Roman" w:eastAsia="Times New Roman" w:hAnsi="Times New Roman"/>
+          <w:color w:val="000000"/>
+          <w:sz w:val="22"/>
+          <w:szCs w:val="22"/>
+          <w:rtl w:val="0"/>
+        </w:rPr>
+        <w:t xml:space="preserve">, University of Arkansas at Little Rock</w:t>
       </w:r>
     </w:p>
     <w:sectPr>
-      <w:footerReference r:id="rId8" w:type="default"/>
+      <w:footerReference r:id="rId10" w:type="default"/>
       <w:pgSz w:h="15840" w:w="12240" w:orient="portrait"/>
       <w:pgMar w:bottom="720" w:top="720" w:left="1800" w:right="1800" w:header="0" w:footer="720"/>
       <w:pgNumType w:start="1"/>
@@ -946,121 +1010,8 @@
       </w:rPr>
     </w:lvl>
   </w:abstractNum>
-  <w:abstractNum w:abstractNumId="2">
-    <w:lvl w:ilvl="0">
-      <w:start w:val="1"/>
-      <w:numFmt w:val="bullet"/>
-      <w:lvlText w:val="​"/>
-      <w:lvlJc w:val="left"/>
-      <w:pPr>
-        <w:ind w:left="720" w:hanging="360"/>
-      </w:pPr>
-      <w:rPr>
-        <w:u w:val="none"/>
-      </w:rPr>
-    </w:lvl>
-    <w:lvl w:ilvl="1">
-      <w:start w:val="1"/>
-      <w:numFmt w:val="bullet"/>
-      <w:lvlText w:val="○"/>
-      <w:lvlJc w:val="left"/>
-      <w:pPr>
-        <w:ind w:left="1440" w:hanging="360"/>
-      </w:pPr>
-      <w:rPr>
-        <w:u w:val="none"/>
-      </w:rPr>
-    </w:lvl>
-    <w:lvl w:ilvl="2">
-      <w:start w:val="1"/>
-      <w:numFmt w:val="bullet"/>
-      <w:lvlText w:val="■"/>
-      <w:lvlJc w:val="left"/>
-      <w:pPr>
-        <w:ind w:left="2160" w:hanging="360"/>
-      </w:pPr>
-      <w:rPr>
-        <w:u w:val="none"/>
-      </w:rPr>
-    </w:lvl>
-    <w:lvl w:ilvl="3">
-      <w:start w:val="1"/>
-      <w:numFmt w:val="bullet"/>
-      <w:lvlText w:val="●"/>
-      <w:lvlJc w:val="left"/>
-      <w:pPr>
-        <w:ind w:left="2880" w:hanging="360"/>
-      </w:pPr>
-      <w:rPr>
-        <w:u w:val="none"/>
-      </w:rPr>
-    </w:lvl>
-    <w:lvl w:ilvl="4">
-      <w:start w:val="1"/>
-      <w:numFmt w:val="bullet"/>
-      <w:lvlText w:val="○"/>
-      <w:lvlJc w:val="left"/>
-      <w:pPr>
-        <w:ind w:left="3600" w:hanging="360"/>
-      </w:pPr>
-      <w:rPr>
-        <w:u w:val="none"/>
-      </w:rPr>
-    </w:lvl>
-    <w:lvl w:ilvl="5">
-      <w:start w:val="1"/>
-      <w:numFmt w:val="bullet"/>
-      <w:lvlText w:val="■"/>
-      <w:lvlJc w:val="left"/>
-      <w:pPr>
-        <w:ind w:left="4320" w:hanging="360"/>
-      </w:pPr>
-      <w:rPr>
-        <w:u w:val="none"/>
-      </w:rPr>
-    </w:lvl>
-    <w:lvl w:ilvl="6">
-      <w:start w:val="1"/>
-      <w:numFmt w:val="bullet"/>
-      <w:lvlText w:val="●"/>
-      <w:lvlJc w:val="left"/>
-      <w:pPr>
-        <w:ind w:left="5040" w:hanging="360"/>
-      </w:pPr>
-      <w:rPr>
-        <w:u w:val="none"/>
-      </w:rPr>
-    </w:lvl>
-    <w:lvl w:ilvl="7">
-      <w:start w:val="1"/>
-      <w:numFmt w:val="bullet"/>
-      <w:lvlText w:val="○"/>
-      <w:lvlJc w:val="left"/>
-      <w:pPr>
-        <w:ind w:left="5760" w:hanging="360"/>
-      </w:pPr>
-      <w:rPr>
-        <w:u w:val="none"/>
-      </w:rPr>
-    </w:lvl>
-    <w:lvl w:ilvl="8">
-      <w:start w:val="1"/>
-      <w:numFmt w:val="bullet"/>
-      <w:lvlText w:val="■"/>
-      <w:lvlJc w:val="left"/>
-      <w:pPr>
-        <w:ind w:left="6480" w:hanging="360"/>
-      </w:pPr>
-      <w:rPr>
-        <w:u w:val="none"/>
-      </w:rPr>
-    </w:lvl>
-  </w:abstractNum>
   <w:num w:numId="1">
     <w:abstractNumId w:val="1"/>
-  </w:num>
-  <w:num w:numId="2">
-    <w:abstractNumId w:val="2"/>
   </w:num>
 </w:numbering>
 </file>

--- a/documents/resume/resume.docx
+++ b/documents/resume/resume.docx
@@ -1509,7 +1509,13 @@
               <w:rPr>
                 <w:rStyle w:val="parentContainersectiontableheading"/>
               </w:rPr>
-              <w:t>Experience</w:t>
+              <w:t>Experienc</w:t>
+            </w:r>
+            <w:r>
+              <w:rPr>
+                <w:rStyle w:val="parentContainersectiontableheading"/>
+              </w:rPr>
+              <w:t>E</w:t>
             </w:r>
           </w:p>
           <w:p>
@@ -1544,6 +1550,214 @@
           <w:p>
             <w:pPr>
               <w:pStyle w:val="documentdispBlk"/>
+              <w:pBdr>
+                <w:top w:val="none" w:sz="0" w:space="15" w:color="auto"/>
+              </w:pBdr>
+              <w:spacing w:line="280" w:lineRule="atLeast"/>
+              <w:rPr>
+                <w:rStyle w:val="parentContainersectiontablesectionbody"/>
+                <w:rFonts w:ascii="Open Sans" w:eastAsia="Open Sans" w:hAnsi="Open Sans" w:cs="Open Sans"/>
+                <w:color w:val="020303"/>
+                <w:sz w:val="20"/>
+                <w:szCs w:val="20"/>
+              </w:rPr>
+            </w:pPr>
+            <w:r>
+              <w:rPr>
+                <w:rStyle w:val="documenttxtBold"/>
+                <w:rFonts w:ascii="Open Sans" w:eastAsia="Open Sans" w:hAnsi="Open Sans" w:cs="Open Sans"/>
+                <w:caps/>
+                <w:color w:val="020303"/>
+                <w:sz w:val="20"/>
+                <w:szCs w:val="20"/>
+              </w:rPr>
+              <w:t>Founder</w:t>
+            </w:r>
+            <w:r>
+              <w:rPr>
+                <w:rStyle w:val="parentContainersectiontablesectionbody"/>
+                <w:rFonts w:ascii="Open Sans" w:eastAsia="Open Sans" w:hAnsi="Open Sans" w:cs="Open Sans"/>
+                <w:color w:val="020303"/>
+                <w:sz w:val="20"/>
+                <w:szCs w:val="20"/>
+              </w:rPr>
+              <w:t xml:space="preserve"> | </w:t>
+            </w:r>
+            <w:r>
+              <w:rPr>
+                <w:rStyle w:val="span"/>
+                <w:rFonts w:ascii="Open Sans" w:eastAsia="Open Sans" w:hAnsi="Open Sans" w:cs="Open Sans"/>
+                <w:color w:val="020303"/>
+                <w:sz w:val="20"/>
+                <w:szCs w:val="20"/>
+              </w:rPr>
+              <w:t xml:space="preserve">05/2025 – Present </w:t>
+            </w:r>
+          </w:p>
+          <w:p>
+            <w:pPr>
+              <w:pStyle w:val="documentdispBlk"/>
+              <w:spacing w:line="280" w:lineRule="atLeast"/>
+              <w:rPr>
+                <w:rStyle w:val="parentContainersectiontablesectionbody"/>
+                <w:rFonts w:ascii="Open Sans" w:eastAsia="Open Sans" w:hAnsi="Open Sans" w:cs="Open Sans"/>
+                <w:color w:val="020303"/>
+                <w:sz w:val="20"/>
+                <w:szCs w:val="20"/>
+              </w:rPr>
+            </w:pPr>
+            <w:r>
+              <w:rPr>
+                <w:rStyle w:val="documenttxtBold"/>
+                <w:rFonts w:ascii="Open Sans" w:eastAsia="Open Sans" w:hAnsi="Open Sans" w:cs="Open Sans"/>
+                <w:color w:val="020303"/>
+                <w:sz w:val="20"/>
+                <w:szCs w:val="20"/>
+              </w:rPr>
+              <w:t>Mafia Game — Full-Scale Web Game Development</w:t>
+            </w:r>
+            <w:r>
+              <w:rPr>
+                <w:rStyle w:val="span"/>
+                <w:rFonts w:ascii="Open Sans" w:eastAsia="Open Sans" w:hAnsi="Open Sans" w:cs="Open Sans"/>
+                <w:color w:val="020303"/>
+                <w:sz w:val="20"/>
+                <w:szCs w:val="20"/>
+              </w:rPr>
+              <w:t>, Little Rock, AR</w:t>
+            </w:r>
+          </w:p>
+          <w:p>
+            <w:pPr>
+              <w:pStyle w:val="documentullinth-child1"/>
+              <w:numPr>
+                <w:ilvl w:val="0"/>
+                <w:numId w:val="14"/>
+              </w:numPr>
+              <w:spacing w:before="100" w:line="280" w:lineRule="atLeast"/>
+              <w:ind w:left="220" w:hanging="192"/>
+              <w:rPr>
+                <w:rStyle w:val="span"/>
+                <w:rFonts w:ascii="Open Sans" w:eastAsia="Open Sans" w:hAnsi="Open Sans" w:cs="Open Sans"/>
+                <w:color w:val="020303"/>
+                <w:sz w:val="20"/>
+                <w:szCs w:val="20"/>
+              </w:rPr>
+            </w:pPr>
+            <w:r>
+              <w:rPr>
+                <w:rStyle w:val="span"/>
+                <w:rFonts w:ascii="Open Sans" w:eastAsia="Open Sans" w:hAnsi="Open Sans" w:cs="Open Sans"/>
+                <w:color w:val="020303"/>
+                <w:sz w:val="20"/>
+                <w:szCs w:val="20"/>
+              </w:rPr>
+              <w:t>Programmed real-time social deduction mechanics and lobby syncing using Firebase.</w:t>
+            </w:r>
+          </w:p>
+          <w:p>
+            <w:pPr>
+              <w:pStyle w:val="divdocumentulli"/>
+              <w:numPr>
+                <w:ilvl w:val="0"/>
+                <w:numId w:val="14"/>
+              </w:numPr>
+              <w:spacing w:line="280" w:lineRule="atLeast"/>
+              <w:ind w:left="220" w:hanging="192"/>
+              <w:rPr>
+                <w:rStyle w:val="span"/>
+                <w:rFonts w:ascii="Open Sans" w:eastAsia="Open Sans" w:hAnsi="Open Sans" w:cs="Open Sans"/>
+                <w:color w:val="020303"/>
+                <w:sz w:val="20"/>
+                <w:szCs w:val="20"/>
+              </w:rPr>
+            </w:pPr>
+            <w:r>
+              <w:rPr>
+                <w:rStyle w:val="span"/>
+                <w:rFonts w:ascii="Open Sans" w:eastAsia="Open Sans" w:hAnsi="Open Sans" w:cs="Open Sans"/>
+                <w:color w:val="020303"/>
+                <w:sz w:val="20"/>
+                <w:szCs w:val="20"/>
+              </w:rPr>
+              <w:t>Integrated live chat and voting systems to enable instant player interaction.</w:t>
+            </w:r>
+          </w:p>
+          <w:p>
+            <w:pPr>
+              <w:pStyle w:val="divdocumentulli"/>
+              <w:numPr>
+                <w:ilvl w:val="0"/>
+                <w:numId w:val="14"/>
+              </w:numPr>
+              <w:spacing w:line="280" w:lineRule="atLeast"/>
+              <w:ind w:left="220" w:hanging="192"/>
+              <w:rPr>
+                <w:rStyle w:val="span"/>
+                <w:rFonts w:ascii="Open Sans" w:eastAsia="Open Sans" w:hAnsi="Open Sans" w:cs="Open Sans"/>
+                <w:color w:val="020303"/>
+                <w:sz w:val="20"/>
+                <w:szCs w:val="20"/>
+              </w:rPr>
+            </w:pPr>
+            <w:r>
+              <w:rPr>
+                <w:rStyle w:val="span"/>
+                <w:rFonts w:ascii="Open Sans" w:eastAsia="Open Sans" w:hAnsi="Open Sans" w:cs="Open Sans"/>
+                <w:color w:val="020303"/>
+                <w:sz w:val="20"/>
+                <w:szCs w:val="20"/>
+              </w:rPr>
+              <w:t>Added speech synthesis technology for dynamic voiceover narration during phase shifts.</w:t>
+            </w:r>
+          </w:p>
+          <w:p>
+            <w:pPr>
+              <w:pStyle w:val="divdocumentulli"/>
+              <w:numPr>
+                <w:ilvl w:val="0"/>
+                <w:numId w:val="14"/>
+              </w:numPr>
+              <w:spacing w:line="280" w:lineRule="atLeast"/>
+              <w:ind w:left="220" w:hanging="192"/>
+              <w:rPr>
+                <w:rStyle w:val="documenttxtBold"/>
+                <w:rFonts w:ascii="Open Sans" w:eastAsia="Open Sans" w:hAnsi="Open Sans" w:cs="Open Sans"/>
+                <w:b w:val="0"/>
+                <w:bCs w:val="0"/>
+                <w:color w:val="020303"/>
+                <w:sz w:val="20"/>
+                <w:szCs w:val="20"/>
+              </w:rPr>
+            </w:pPr>
+            <w:r>
+              <w:rPr>
+                <w:rStyle w:val="span"/>
+                <w:rFonts w:ascii="Open Sans" w:eastAsia="Open Sans" w:hAnsi="Open Sans" w:cs="Open Sans"/>
+                <w:color w:val="020303"/>
+                <w:sz w:val="20"/>
+                <w:szCs w:val="20"/>
+              </w:rPr>
+              <w:t>Developed an accessible, mobile-responsive front end (HTML/CSS/JS) that requires zero downloads.</w:t>
+            </w:r>
+          </w:p>
+          <w:p>
+            <w:pPr>
+              <w:pStyle w:val="documentdispBlk"/>
+              <w:spacing w:line="280" w:lineRule="atLeast"/>
+              <w:rPr>
+                <w:rStyle w:val="documenttxtBold"/>
+                <w:rFonts w:ascii="Open Sans" w:eastAsia="Open Sans" w:hAnsi="Open Sans" w:cs="Open Sans"/>
+                <w:caps/>
+                <w:color w:val="020303"/>
+                <w:sz w:val="20"/>
+                <w:szCs w:val="20"/>
+              </w:rPr>
+            </w:pPr>
+          </w:p>
+          <w:p>
+            <w:pPr>
+              <w:pStyle w:val="documentdispBlk"/>
               <w:spacing w:line="280" w:lineRule="atLeast"/>
               <w:rPr>
                 <w:rStyle w:val="parentContainersectiontablesectionbody"/>
@@ -1602,7 +1816,17 @@
                 <w:sz w:val="20"/>
                 <w:szCs w:val="20"/>
               </w:rPr>
-              <w:t>– Present</w:t>
+              <w:t xml:space="preserve">– </w:t>
+            </w:r>
+            <w:r>
+              <w:rPr>
+                <w:rStyle w:val="span"/>
+                <w:rFonts w:ascii="Open Sans" w:eastAsia="Open Sans" w:hAnsi="Open Sans" w:cs="Open Sans"/>
+                <w:color w:val="020303"/>
+                <w:sz w:val="20"/>
+                <w:szCs w:val="20"/>
+              </w:rPr>
+              <w:t>10/02/2026</w:t>
             </w:r>
           </w:p>
           <w:p>
@@ -1810,226 +2034,16 @@
               <w:t>Implemented web accessibility standards across user interfaces, leveraging dev formatting tools to enhance inclusivity and code quality.</w:t>
             </w:r>
           </w:p>
-          <w:p>
-            <w:pPr>
-              <w:pStyle w:val="documentdispBlk"/>
-              <w:pBdr>
-                <w:top w:val="none" w:sz="0" w:space="15" w:color="auto"/>
-              </w:pBdr>
-              <w:spacing w:line="280" w:lineRule="atLeast"/>
-              <w:rPr>
-                <w:rStyle w:val="parentContainersectiontablesectionbody"/>
-                <w:rFonts w:ascii="Open Sans" w:eastAsia="Open Sans" w:hAnsi="Open Sans" w:cs="Open Sans"/>
-                <w:color w:val="020303"/>
-                <w:sz w:val="20"/>
-                <w:szCs w:val="20"/>
-              </w:rPr>
-            </w:pPr>
-            <w:r>
-              <w:rPr>
-                <w:rStyle w:val="documenttxtBold"/>
-                <w:rFonts w:ascii="Open Sans" w:eastAsia="Open Sans" w:hAnsi="Open Sans" w:cs="Open Sans"/>
-                <w:caps/>
-                <w:color w:val="020303"/>
-                <w:sz w:val="20"/>
-                <w:szCs w:val="20"/>
-              </w:rPr>
-              <w:t>Founder</w:t>
-            </w:r>
-            <w:r>
-              <w:rPr>
-                <w:rStyle w:val="parentContainersectiontablesectionbody"/>
-                <w:rFonts w:ascii="Open Sans" w:eastAsia="Open Sans" w:hAnsi="Open Sans" w:cs="Open Sans"/>
-                <w:color w:val="020303"/>
-                <w:sz w:val="20"/>
-                <w:szCs w:val="20"/>
-              </w:rPr>
-              <w:t xml:space="preserve"> | </w:t>
-            </w:r>
-            <w:r>
-              <w:rPr>
-                <w:rStyle w:val="span"/>
-                <w:rFonts w:ascii="Open Sans" w:eastAsia="Open Sans" w:hAnsi="Open Sans" w:cs="Open Sans"/>
-                <w:color w:val="020303"/>
-                <w:sz w:val="20"/>
-                <w:szCs w:val="20"/>
-              </w:rPr>
-              <w:t>05/202</w:t>
-            </w:r>
-            <w:r>
-              <w:rPr>
-                <w:rStyle w:val="span"/>
-                <w:rFonts w:ascii="Open Sans" w:eastAsia="Open Sans" w:hAnsi="Open Sans" w:cs="Open Sans"/>
-                <w:color w:val="020303"/>
-                <w:sz w:val="20"/>
-                <w:szCs w:val="20"/>
-              </w:rPr>
-              <w:t xml:space="preserve">5 – Present </w:t>
-            </w:r>
-          </w:p>
-          <w:p>
-            <w:pPr>
-              <w:pStyle w:val="documentdispBlk"/>
-              <w:spacing w:line="280" w:lineRule="atLeast"/>
-              <w:rPr>
-                <w:rStyle w:val="parentContainersectiontablesectionbody"/>
-                <w:rFonts w:ascii="Open Sans" w:eastAsia="Open Sans" w:hAnsi="Open Sans" w:cs="Open Sans"/>
-                <w:color w:val="020303"/>
-                <w:sz w:val="20"/>
-                <w:szCs w:val="20"/>
-              </w:rPr>
-            </w:pPr>
-            <w:r>
-              <w:rPr>
-                <w:rStyle w:val="documenttxtBold"/>
-                <w:rFonts w:ascii="Open Sans" w:eastAsia="Open Sans" w:hAnsi="Open Sans" w:cs="Open Sans"/>
-                <w:color w:val="020303"/>
-                <w:sz w:val="20"/>
-                <w:szCs w:val="20"/>
-              </w:rPr>
-              <w:t>Mafia Game — Full-Scale Web Game Development Project</w:t>
-            </w:r>
-            <w:r>
-              <w:rPr>
-                <w:rStyle w:val="span"/>
-                <w:rFonts w:ascii="Open Sans" w:eastAsia="Open Sans" w:hAnsi="Open Sans" w:cs="Open Sans"/>
-                <w:color w:val="020303"/>
-                <w:sz w:val="20"/>
-                <w:szCs w:val="20"/>
-              </w:rPr>
-              <w:t>, Little Rock, AR</w:t>
-            </w:r>
-          </w:p>
-          <w:p>
-            <w:pPr>
-              <w:pStyle w:val="documentullinth-child1"/>
-              <w:numPr>
-                <w:ilvl w:val="0"/>
-                <w:numId w:val="14"/>
-              </w:numPr>
-              <w:spacing w:before="100" w:line="280" w:lineRule="atLeast"/>
-              <w:ind w:left="220" w:hanging="192"/>
-              <w:rPr>
-                <w:rStyle w:val="span"/>
-                <w:rFonts w:ascii="Open Sans" w:eastAsia="Open Sans" w:hAnsi="Open Sans" w:cs="Open Sans"/>
-                <w:color w:val="020303"/>
-                <w:sz w:val="20"/>
-                <w:szCs w:val="20"/>
-              </w:rPr>
-            </w:pPr>
-            <w:r>
-              <w:rPr>
-                <w:rStyle w:val="span"/>
-                <w:rFonts w:ascii="Open Sans" w:eastAsia="Open Sans" w:hAnsi="Open Sans" w:cs="Open Sans"/>
-                <w:color w:val="020303"/>
-                <w:sz w:val="20"/>
-                <w:szCs w:val="20"/>
-              </w:rPr>
-              <w:t>Programmed real-time social deduction mechanics and lobby syncing using Firebase.</w:t>
-            </w:r>
-          </w:p>
-          <w:p>
-            <w:pPr>
-              <w:pStyle w:val="divdocumentulli"/>
-              <w:numPr>
-                <w:ilvl w:val="0"/>
-                <w:numId w:val="14"/>
-              </w:numPr>
-              <w:spacing w:line="280" w:lineRule="atLeast"/>
-              <w:ind w:left="220" w:hanging="192"/>
-              <w:rPr>
-                <w:rStyle w:val="span"/>
-                <w:rFonts w:ascii="Open Sans" w:eastAsia="Open Sans" w:hAnsi="Open Sans" w:cs="Open Sans"/>
-                <w:color w:val="020303"/>
-                <w:sz w:val="20"/>
-                <w:szCs w:val="20"/>
-              </w:rPr>
-            </w:pPr>
-            <w:r>
-              <w:rPr>
-                <w:rStyle w:val="span"/>
-                <w:rFonts w:ascii="Open Sans" w:eastAsia="Open Sans" w:hAnsi="Open Sans" w:cs="Open Sans"/>
-                <w:color w:val="020303"/>
-                <w:sz w:val="20"/>
-                <w:szCs w:val="20"/>
-              </w:rPr>
-              <w:t>Integrated live chat and voting systems to enable instant player interaction.</w:t>
-            </w:r>
-          </w:p>
-          <w:p>
-            <w:pPr>
-              <w:pStyle w:val="divdocumentulli"/>
-              <w:numPr>
-                <w:ilvl w:val="0"/>
-                <w:numId w:val="14"/>
-              </w:numPr>
-              <w:spacing w:line="280" w:lineRule="atLeast"/>
-              <w:ind w:left="220" w:hanging="192"/>
-              <w:rPr>
-                <w:rStyle w:val="span"/>
-                <w:rFonts w:ascii="Open Sans" w:eastAsia="Open Sans" w:hAnsi="Open Sans" w:cs="Open Sans"/>
-                <w:color w:val="020303"/>
-                <w:sz w:val="20"/>
-                <w:szCs w:val="20"/>
-              </w:rPr>
-            </w:pPr>
-            <w:r>
-              <w:rPr>
-                <w:rStyle w:val="span"/>
-                <w:rFonts w:ascii="Open Sans" w:eastAsia="Open Sans" w:hAnsi="Open Sans" w:cs="Open Sans"/>
-                <w:color w:val="020303"/>
-                <w:sz w:val="20"/>
-                <w:szCs w:val="20"/>
-              </w:rPr>
-              <w:t>Added speech synthesis technology for dynamic voiceover narration during phase shifts.</w:t>
-            </w:r>
-          </w:p>
-          <w:p>
-            <w:pPr>
-              <w:pStyle w:val="divdocumentulli"/>
-              <w:numPr>
-                <w:ilvl w:val="0"/>
-                <w:numId w:val="14"/>
-              </w:numPr>
-              <w:spacing w:line="280" w:lineRule="atLeast"/>
-              <w:ind w:left="220" w:hanging="192"/>
-              <w:rPr>
-                <w:rStyle w:val="span"/>
-                <w:rFonts w:ascii="Open Sans" w:eastAsia="Open Sans" w:hAnsi="Open Sans" w:cs="Open Sans"/>
-                <w:color w:val="020303"/>
-                <w:sz w:val="20"/>
-                <w:szCs w:val="20"/>
-              </w:rPr>
-            </w:pPr>
-            <w:r>
-              <w:rPr>
-                <w:rStyle w:val="span"/>
-                <w:rFonts w:ascii="Open Sans" w:eastAsia="Open Sans" w:hAnsi="Open Sans" w:cs="Open Sans"/>
-                <w:color w:val="020303"/>
-                <w:sz w:val="20"/>
-                <w:szCs w:val="20"/>
-              </w:rPr>
-              <w:t>Developed an accessible, mobile-responsive front end (HTML/CSS/JS) that requires zero downloads.</w:t>
-            </w:r>
-          </w:p>
         </w:tc>
       </w:tr>
     </w:tbl>
     <w:p>
       <w:pPr>
-        <w:pStyle w:val="secspacing"/>
+        <w:pStyle w:val="NoSpacing"/>
         <w:rPr>
-          <w:rFonts w:ascii="Open Sans" w:eastAsia="Open Sans" w:hAnsi="Open Sans" w:cs="Open Sans"/>
-          <w:color w:val="020303"/>
+          <w:rFonts w:eastAsia="Open Sans"/>
         </w:rPr>
       </w:pPr>
-      <w:r>
-        <w:rPr>
-          <w:rFonts w:ascii="Open Sans" w:eastAsia="Open Sans" w:hAnsi="Open Sans" w:cs="Open Sans"/>
-          <w:color w:val="020303"/>
-        </w:rPr>
-        <w:t> </w:t>
-      </w:r>
     </w:p>
     <w:sectPr>
       <w:headerReference w:type="default" r:id="rId9"/>
@@ -4663,6 +4677,7 @@
   <w:style w:type="character" w:default="1" w:styleId="DefaultParagraphFont">
     <w:name w:val="Default Paragraph Font"/>
     <w:uiPriority w:val="1"/>
+    <w:semiHidden/>
     <w:unhideWhenUsed/>
   </w:style>
   <w:style w:type="table" w:default="1" w:styleId="TableNormal">
@@ -5000,6 +5015,71 @@
         <w:top w:val="none" w:sz="0" w:space="15" w:color="auto"/>
       </w:pBdr>
     </w:pPr>
+  </w:style>
+  <w:style w:type="paragraph" w:styleId="Header">
+    <w:name w:val="header"/>
+    <w:basedOn w:val="Normal"/>
+    <w:link w:val="HeaderChar"/>
+    <w:uiPriority w:val="99"/>
+    <w:unhideWhenUsed/>
+    <w:rsid w:val="00FA3524"/>
+    <w:pPr>
+      <w:tabs>
+        <w:tab w:val="center" w:pos="4680"/>
+        <w:tab w:val="right" w:pos="9360"/>
+      </w:tabs>
+      <w:spacing w:line="240" w:lineRule="auto"/>
+    </w:pPr>
+  </w:style>
+  <w:style w:type="character" w:customStyle="1" w:styleId="HeaderChar">
+    <w:name w:val="Header Char"/>
+    <w:basedOn w:val="DefaultParagraphFont"/>
+    <w:link w:val="Header"/>
+    <w:uiPriority w:val="99"/>
+    <w:rsid w:val="00FA3524"/>
+    <w:rPr>
+      <w:sz w:val="24"/>
+      <w:szCs w:val="24"/>
+    </w:rPr>
+  </w:style>
+  <w:style w:type="paragraph" w:styleId="Footer">
+    <w:name w:val="footer"/>
+    <w:basedOn w:val="Normal"/>
+    <w:link w:val="FooterChar"/>
+    <w:uiPriority w:val="99"/>
+    <w:unhideWhenUsed/>
+    <w:rsid w:val="00FA3524"/>
+    <w:pPr>
+      <w:tabs>
+        <w:tab w:val="center" w:pos="4680"/>
+        <w:tab w:val="right" w:pos="9360"/>
+      </w:tabs>
+      <w:spacing w:line="240" w:lineRule="auto"/>
+    </w:pPr>
+  </w:style>
+  <w:style w:type="character" w:customStyle="1" w:styleId="FooterChar">
+    <w:name w:val="Footer Char"/>
+    <w:basedOn w:val="DefaultParagraphFont"/>
+    <w:link w:val="Footer"/>
+    <w:uiPriority w:val="99"/>
+    <w:rsid w:val="00FA3524"/>
+    <w:rPr>
+      <w:sz w:val="24"/>
+      <w:szCs w:val="24"/>
+    </w:rPr>
+  </w:style>
+  <w:style w:type="paragraph" w:styleId="NoSpacing">
+    <w:name w:val="No Spacing"/>
+    <w:uiPriority w:val="1"/>
+    <w:qFormat/>
+    <w:rsid w:val="00320F68"/>
+    <w:pPr>
+      <w:textAlignment w:val="baseline"/>
+    </w:pPr>
+    <w:rPr>
+      <w:sz w:val="24"/>
+      <w:szCs w:val="24"/>
+    </w:rPr>
   </w:style>
 </w:styles>
 </file>
